--- a/subjects/DL skeleton.docx
+++ b/subjects/DL skeleton.docx
@@ -27,12 +27,6 @@
       </w:r>
     </w:p>
     <w:p>
-      <w:pPr/>
-      <w:r>
-        <w:t xml:space="preserve">Covers learning outcomes 1.1.1, 1.1.2, 1.1.3</w:t>
-      </w:r>
-    </w:p>
-    <w:p>
       <w:pPr>
         <w:pStyle w:val="Heading1"/>
       </w:pPr>
@@ -41,12 +35,6 @@
       </w:r>
     </w:p>
     <w:p>
-      <w:pPr/>
-      <w:r>
-        <w:t xml:space="preserve">Covers learning outcomes 1.2.1, 1.2.2, 1.2.3</w:t>
-      </w:r>
-    </w:p>
-    <w:p>
       <w:pPr>
         <w:pStyle w:val="Heading1"/>
       </w:pPr>
@@ -55,12 +43,6 @@
       </w:r>
     </w:p>
     <w:p>
-      <w:pPr/>
-      <w:r>
-        <w:t xml:space="preserve">Covers learning outcomes 1.3.1, 1.3.2, 1.3.3</w:t>
-      </w:r>
-    </w:p>
-    <w:p>
       <w:pPr>
         <w:pStyle w:val="Heading1"/>
       </w:pPr>
@@ -69,12 +51,6 @@
       </w:r>
     </w:p>
     <w:p>
-      <w:pPr/>
-      <w:r>
-        <w:t xml:space="preserve">Covers learning outcomes 1.4.1, 1.4.2, 1.4.3</w:t>
-      </w:r>
-    </w:p>
-    <w:p>
       <w:pPr>
         <w:pStyle w:val="Heading1"/>
       </w:pPr>
@@ -83,12 +59,6 @@
       </w:r>
     </w:p>
     <w:p>
-      <w:pPr/>
-      <w:r>
-        <w:t xml:space="preserve">Covers learning outcomes 1.5.1, 1.5.2, 1.5.3</w:t>
-      </w:r>
-    </w:p>
-    <w:p>
       <w:pPr>
         <w:pStyle w:val="Heading1"/>
       </w:pPr>
@@ -97,12 +67,6 @@
       </w:r>
     </w:p>
     <w:p>
-      <w:pPr/>
-      <w:r>
-        <w:t xml:space="preserve">Covers learning outcomes 1.6.1, 1.6.2, 1.6.3</w:t>
-      </w:r>
-    </w:p>
-    <w:p>
       <w:pPr>
         <w:pStyle w:val="Heading1"/>
       </w:pPr>
@@ -111,12 +75,6 @@
       </w:r>
     </w:p>
     <w:p>
-      <w:pPr/>
-      <w:r>
-        <w:t xml:space="preserve">Covers learning outcomes 1.7.1, 1.7.2, 1.7.3</w:t>
-      </w:r>
-    </w:p>
-    <w:p>
       <w:pPr>
         <w:pStyle w:val="Heading1"/>
       </w:pPr>
@@ -125,12 +83,6 @@
       </w:r>
     </w:p>
     <w:p>
-      <w:pPr/>
-      <w:r>
-        <w:t xml:space="preserve">Covers learning outcomes 1.8.1, 1.8.2, 1.8.3</w:t>
-      </w:r>
-    </w:p>
-    <w:p>
       <w:pPr>
         <w:pStyle w:val="Heading1"/>
       </w:pPr>
@@ -163,12 +115,6 @@
       </w:r>
     </w:p>
     <w:p>
-      <w:pPr/>
-      <w:r>
-        <w:t xml:space="preserve">Covers learning outcomes 2.1.1, 2.1.2, 2.1.3</w:t>
-      </w:r>
-    </w:p>
-    <w:p>
       <w:pPr>
         <w:pStyle w:val="Heading1"/>
       </w:pPr>
@@ -177,12 +123,6 @@
       </w:r>
     </w:p>
     <w:p>
-      <w:pPr/>
-      <w:r>
-        <w:t xml:space="preserve">Covers learning outcomes 2.2.1, 2.2.2, 2.2.3</w:t>
-      </w:r>
-    </w:p>
-    <w:p>
       <w:pPr>
         <w:pStyle w:val="Heading1"/>
       </w:pPr>
@@ -191,12 +131,6 @@
       </w:r>
     </w:p>
     <w:p>
-      <w:pPr/>
-      <w:r>
-        <w:t xml:space="preserve">Covers learning outcomes 2.3.1, 2.3.2, 2.3.3</w:t>
-      </w:r>
-    </w:p>
-    <w:p>
       <w:pPr>
         <w:pStyle w:val="Heading1"/>
       </w:pPr>
@@ -205,12 +139,6 @@
       </w:r>
     </w:p>
     <w:p>
-      <w:pPr/>
-      <w:r>
-        <w:t xml:space="preserve">Covers learning outcomes 2.4.1, 2.4.2, 2.4.3</w:t>
-      </w:r>
-    </w:p>
-    <w:p>
       <w:pPr>
         <w:pStyle w:val="Heading1"/>
       </w:pPr>
@@ -219,12 +147,6 @@
       </w:r>
     </w:p>
     <w:p>
-      <w:pPr/>
-      <w:r>
-        <w:t xml:space="preserve">Covers learning outcomes 2.5.1, 2.5.2, 2.5.3</w:t>
-      </w:r>
-    </w:p>
-    <w:p>
       <w:pPr>
         <w:pStyle w:val="Heading1"/>
       </w:pPr>
@@ -233,12 +155,6 @@
       </w:r>
     </w:p>
     <w:p>
-      <w:pPr/>
-      <w:r>
-        <w:t xml:space="preserve">Covers learning outcomes 2.6.1, 2.6.2, 2.6.3</w:t>
-      </w:r>
-    </w:p>
-    <w:p>
       <w:pPr>
         <w:pStyle w:val="Heading1"/>
       </w:pPr>
@@ -247,12 +163,6 @@
       </w:r>
     </w:p>
     <w:p>
-      <w:pPr/>
-      <w:r>
-        <w:t xml:space="preserve">Covers learning outcomes 2.7.1, 2.7.2, 2.7.3</w:t>
-      </w:r>
-    </w:p>
-    <w:p>
       <w:pPr>
         <w:pStyle w:val="Heading1"/>
       </w:pPr>
@@ -261,12 +171,6 @@
       </w:r>
     </w:p>
     <w:p>
-      <w:pPr/>
-      <w:r>
-        <w:t xml:space="preserve">Covers learning outcomes 2.8.1, 2.8.2, 2.8.3</w:t>
-      </w:r>
-    </w:p>
-    <w:p>
       <w:pPr>
         <w:pStyle w:val="Heading1"/>
       </w:pPr>
@@ -275,12 +179,6 @@
       </w:r>
     </w:p>
     <w:p>
-      <w:pPr/>
-      <w:r>
-        <w:t xml:space="preserve">Covers learning outcomes 2.9.1, 2.9.2, 2.9.3</w:t>
-      </w:r>
-    </w:p>
-    <w:p>
       <w:pPr>
         <w:pStyle w:val="Heading1"/>
       </w:pPr>
@@ -289,12 +187,6 @@
       </w:r>
     </w:p>
     <w:p>
-      <w:pPr/>
-      <w:r>
-        <w:t xml:space="preserve">Covers learning outcomes 2.10.1, 2.10.2, 2.10.3</w:t>
-      </w:r>
-    </w:p>
-    <w:p>
       <w:pPr>
         <w:pStyle w:val="Heading1"/>
       </w:pPr>
@@ -327,12 +219,6 @@
       </w:r>
     </w:p>
     <w:p>
-      <w:pPr/>
-      <w:r>
-        <w:t xml:space="preserve">Covers learning outcomes 3.1.1, 3.1.2, 3.1.3</w:t>
-      </w:r>
-    </w:p>
-    <w:p>
       <w:pPr>
         <w:pStyle w:val="Heading1"/>
       </w:pPr>
@@ -341,12 +227,6 @@
       </w:r>
     </w:p>
     <w:p>
-      <w:pPr/>
-      <w:r>
-        <w:t xml:space="preserve">Covers learning outcomes 3.2.1, 3.2.2, 3.2.3</w:t>
-      </w:r>
-    </w:p>
-    <w:p>
       <w:pPr>
         <w:pStyle w:val="Heading1"/>
       </w:pPr>
@@ -355,12 +235,6 @@
       </w:r>
     </w:p>
     <w:p>
-      <w:pPr/>
-      <w:r>
-        <w:t xml:space="preserve">Covers learning outcomes 3.3.1, 3.3.2, 3.3.3</w:t>
-      </w:r>
-    </w:p>
-    <w:p>
       <w:pPr>
         <w:pStyle w:val="Heading1"/>
       </w:pPr>
@@ -369,12 +243,6 @@
       </w:r>
     </w:p>
     <w:p>
-      <w:pPr/>
-      <w:r>
-        <w:t xml:space="preserve">Covers learning outcomes 3.4.1, 3.4.2, 3.4.3</w:t>
-      </w:r>
-    </w:p>
-    <w:p>
       <w:pPr>
         <w:pStyle w:val="Heading1"/>
       </w:pPr>
@@ -383,12 +251,6 @@
       </w:r>
     </w:p>
     <w:p>
-      <w:pPr/>
-      <w:r>
-        <w:t xml:space="preserve">Covers learning outcomes 3.5.1, 3.5.2, 3.5.3</w:t>
-      </w:r>
-    </w:p>
-    <w:p>
       <w:pPr>
         <w:pStyle w:val="Heading1"/>
       </w:pPr>
@@ -397,12 +259,6 @@
       </w:r>
     </w:p>
     <w:p>
-      <w:pPr/>
-      <w:r>
-        <w:t xml:space="preserve">Covers learning outcomes 3.6.1, 3.6.2, 3.6.3</w:t>
-      </w:r>
-    </w:p>
-    <w:p>
       <w:pPr>
         <w:pStyle w:val="Heading1"/>
       </w:pPr>
@@ -411,12 +267,6 @@
       </w:r>
     </w:p>
     <w:p>
-      <w:pPr/>
-      <w:r>
-        <w:t xml:space="preserve">Covers learning outcomes 3.7.1, 3.7.2, 3.7.3</w:t>
-      </w:r>
-    </w:p>
-    <w:p>
       <w:pPr>
         <w:pStyle w:val="Heading1"/>
       </w:pPr>
@@ -425,23 +275,11 @@
       </w:r>
     </w:p>
     <w:p>
-      <w:pPr/>
-      <w:r>
-        <w:t xml:space="preserve">Covers learning outcomes 3.8.1, 3.8.2, 3.8.3</w:t>
-      </w:r>
-    </w:p>
-    <w:p>
       <w:pPr>
         <w:pStyle w:val="Heading1"/>
       </w:pPr>
       <w:r>
         <w:t xml:space="preserve">3.9 Choosing the channel</w:t>
-      </w:r>
-    </w:p>
-    <w:p>
-      <w:pPr/>
-      <w:r>
-        <w:t xml:space="preserve">Covers learning outcomes 3.9.1, 3.9.2, 3.9.3</w:t>
       </w:r>
     </w:p>
     <w:p>
